--- a/downloads/documents/05 Materials/Unit 07/Slides/Slides 07.05 - Mock Interviews With Peer Feedback.docx
+++ b/downloads/documents/05 Materials/Unit 07/Slides/Slides 07.05 - Mock Interviews With Peer Feedback.docx
@@ -51,7 +51,7 @@
         <w:pStyle w:val="Compact"/>
       </w:pPr>
       <w:r>
-        <w:t xml:space="preserve">Today: three rounds. You will be the interviewer, the candidate, and the observer</w:t>
+        <w:t xml:space="preserve">Today: three rounds. You will be the interviewer (asks), the candidate (answers), and the observer (watches and scores)</w:t>
       </w:r>
     </w:p>
     <w:p>
@@ -276,7 +276,7 @@
         <w:t xml:space="preserve"> </w:t>
       </w:r>
       <w:r>
-        <w:t xml:space="preserve">Says nothing until the end. Fills the feedback sheet WHILE it is happening</w:t>
+        <w:t xml:space="preserve">Says nothing until the end. Fills in the feedback sheet WHILE it is happening</w:t>
       </w:r>
       <w:r>
         <w:t xml:space="preserve"> </w:t>
@@ -910,7 +910,7 @@
         <w:pStyle w:val="Compact"/>
       </w:pPr>
       <w:r>
-        <w:t xml:space="preserve">You fill the self-assessment row FIRST, with one sentence of evidence each</w:t>
+        <w:t xml:space="preserve">You fill in your own score first (the self-assessment rows), with one sentence of evidence each</w:t>
       </w:r>
     </w:p>
     <w:p>
@@ -962,7 +962,7 @@
         <w:pStyle w:val="Compact"/>
       </w:pPr>
       <w:r>
-        <w:t xml:space="preserve">A trait your PEER saw that you did not name about yourself on your Lesson 7.3 sheet</w:t>
+        <w:t xml:space="preserve">A trait your CLASSMATE saw in you that you did not give yourself on your Lesson 7.3 sheet</w:t>
       </w:r>
     </w:p>
     <w:p>
